--- a/Docker-And-Docker-Compose-And-Kubernetes-And-DevOps/Book-01-Docker/Docker-Notes-01.docx
+++ b/Docker-And-Docker-Compose-And-Kubernetes-And-DevOps/Book-01-Docker/Docker-Notes-01.docx
@@ -50,6 +50,206 @@
       </w:r>
       <w:r>
         <w:tab/>
+        <w:t>********************************************************</w:t>
+      </w:r>
+    </w:p>
+    <w:p>
+      <w:r>
+        <w:rPr>
+          <w:noProof/>
+        </w:rPr>
+        <w:drawing>
+          <wp:inline distT="0" distB="0" distL="0" distR="0" wp14:anchorId="71C0811D" wp14:editId="5B7BB9B5">
+            <wp:extent cx="5943600" cy="709930"/>
+            <wp:effectExtent l="0" t="0" r="0" b="0"/>
+            <wp:docPr id="1518410142" name="Picture 1"/>
+            <wp:cNvGraphicFramePr>
+              <a:graphicFrameLocks xmlns:a="http://schemas.openxmlformats.org/drawingml/2006/main" noChangeAspect="1"/>
+            </wp:cNvGraphicFramePr>
+            <a:graphic xmlns:a="http://schemas.openxmlformats.org/drawingml/2006/main">
+              <a:graphicData uri="http://schemas.openxmlformats.org/drawingml/2006/picture">
+                <pic:pic xmlns:pic="http://schemas.openxmlformats.org/drawingml/2006/picture">
+                  <pic:nvPicPr>
+                    <pic:cNvPr id="1518410142" name=""/>
+                    <pic:cNvPicPr/>
+                  </pic:nvPicPr>
+                  <pic:blipFill>
+                    <a:blip r:embed="rId5"/>
+                    <a:stretch>
+                      <a:fillRect/>
+                    </a:stretch>
+                  </pic:blipFill>
+                  <pic:spPr>
+                    <a:xfrm>
+                      <a:off x="0" y="0"/>
+                      <a:ext cx="5943600" cy="709930"/>
+                    </a:xfrm>
+                    <a:prstGeom prst="rect">
+                      <a:avLst/>
+                    </a:prstGeom>
+                  </pic:spPr>
+                </pic:pic>
+              </a:graphicData>
+            </a:graphic>
+          </wp:inline>
+        </w:drawing>
+      </w:r>
+    </w:p>
+    <w:p>
+      <w:r>
+        <w:tab/>
+      </w:r>
+      <w:r>
+        <w:tab/>
+        <w:t>--------------------------------------------------------------------------------------------</w:t>
+      </w:r>
+    </w:p>
+    <w:p>
+      <w:r>
+        <w:rPr>
+          <w:noProof/>
+        </w:rPr>
+        <w:drawing>
+          <wp:inline distT="0" distB="0" distL="0" distR="0" wp14:anchorId="0416626D" wp14:editId="6E32E1B3">
+            <wp:extent cx="5943600" cy="1910715"/>
+            <wp:effectExtent l="0" t="0" r="0" b="0"/>
+            <wp:docPr id="1836324795" name="Picture 1"/>
+            <wp:cNvGraphicFramePr>
+              <a:graphicFrameLocks xmlns:a="http://schemas.openxmlformats.org/drawingml/2006/main" noChangeAspect="1"/>
+            </wp:cNvGraphicFramePr>
+            <a:graphic xmlns:a="http://schemas.openxmlformats.org/drawingml/2006/main">
+              <a:graphicData uri="http://schemas.openxmlformats.org/drawingml/2006/picture">
+                <pic:pic xmlns:pic="http://schemas.openxmlformats.org/drawingml/2006/picture">
+                  <pic:nvPicPr>
+                    <pic:cNvPr id="1836324795" name=""/>
+                    <pic:cNvPicPr/>
+                  </pic:nvPicPr>
+                  <pic:blipFill>
+                    <a:blip r:embed="rId6"/>
+                    <a:stretch>
+                      <a:fillRect/>
+                    </a:stretch>
+                  </pic:blipFill>
+                  <pic:spPr>
+                    <a:xfrm>
+                      <a:off x="0" y="0"/>
+                      <a:ext cx="5943600" cy="1910715"/>
+                    </a:xfrm>
+                    <a:prstGeom prst="rect">
+                      <a:avLst/>
+                    </a:prstGeom>
+                  </pic:spPr>
+                </pic:pic>
+              </a:graphicData>
+            </a:graphic>
+          </wp:inline>
+        </w:drawing>
+      </w:r>
+    </w:p>
+    <w:p>
+      <w:pPr>
+        <w:ind w:left="720" w:firstLine="720"/>
+      </w:pPr>
+      <w:r>
+        <w:t>--------------------------------------------------------------------------------------------</w:t>
+      </w:r>
+    </w:p>
+    <w:p/>
+    <w:p/>
+    <w:p/>
+    <w:p/>
+    <w:p>
+      <w:r>
+        <w:lastRenderedPageBreak/>
+        <w:t>From the busy box:</w:t>
+      </w:r>
+    </w:p>
+    <w:p>
+      <w:r>
+        <w:rPr>
+          <w:noProof/>
+        </w:rPr>
+        <w:drawing>
+          <wp:inline distT="0" distB="0" distL="0" distR="0" wp14:anchorId="50A4162C" wp14:editId="0E405725">
+            <wp:extent cx="6768960" cy="2562225"/>
+            <wp:effectExtent l="0" t="0" r="0" b="0"/>
+            <wp:docPr id="790804000" name="Picture 1"/>
+            <wp:cNvGraphicFramePr>
+              <a:graphicFrameLocks xmlns:a="http://schemas.openxmlformats.org/drawingml/2006/main" noChangeAspect="1"/>
+            </wp:cNvGraphicFramePr>
+            <a:graphic xmlns:a="http://schemas.openxmlformats.org/drawingml/2006/main">
+              <a:graphicData uri="http://schemas.openxmlformats.org/drawingml/2006/picture">
+                <pic:pic xmlns:pic="http://schemas.openxmlformats.org/drawingml/2006/picture">
+                  <pic:nvPicPr>
+                    <pic:cNvPr id="790804000" name=""/>
+                    <pic:cNvPicPr/>
+                  </pic:nvPicPr>
+                  <pic:blipFill>
+                    <a:blip r:embed="rId7"/>
+                    <a:stretch>
+                      <a:fillRect/>
+                    </a:stretch>
+                  </pic:blipFill>
+                  <pic:spPr>
+                    <a:xfrm>
+                      <a:off x="0" y="0"/>
+                      <a:ext cx="6781423" cy="2566943"/>
+                    </a:xfrm>
+                    <a:prstGeom prst="rect">
+                      <a:avLst/>
+                    </a:prstGeom>
+                  </pic:spPr>
+                </pic:pic>
+              </a:graphicData>
+            </a:graphic>
+          </wp:inline>
+        </w:drawing>
+      </w:r>
+    </w:p>
+    <w:p>
+      <w:pPr>
+        <w:ind w:left="720" w:firstLine="720"/>
+      </w:pPr>
+      <w:r>
+        <w:t>********************************************************</w:t>
+      </w:r>
+    </w:p>
+    <w:p>
+      <w:r>
+        <w:t>To correct the sh shells ending on Widnows:</w:t>
+      </w:r>
+    </w:p>
+    <w:p>
+      <w:r>
+        <w:t xml:space="preserve">Run command in git bash shell: </w:t>
+      </w:r>
+      <w:r>
+        <w:rPr>
+          <w:b/>
+          <w:bCs/>
+          <w:color w:val="538135" w:themeColor="accent6" w:themeShade="BF"/>
+        </w:rPr>
+        <w:t>sed -i 's/\r$//' mailer.sh</w:t>
+      </w:r>
+    </w:p>
+    <w:p>
+      <w:r>
+        <w:t xml:space="preserve">To check the errors: </w:t>
+      </w:r>
+      <w:r>
+        <w:rPr>
+          <w:b/>
+          <w:bCs/>
+          <w:color w:val="C00000"/>
+        </w:rPr>
+        <w:t>sh -n mailer.sh</w:t>
+      </w:r>
+    </w:p>
+    <w:p>
+      <w:pPr>
+        <w:ind w:left="720" w:firstLine="720"/>
+      </w:pPr>
+      <w:r>
         <w:t>********************************************************</w:t>
       </w:r>
     </w:p>
@@ -667,7 +867,6 @@
   <w:style w:type="character" w:default="1" w:styleId="DefaultParagraphFont">
     <w:name w:val="Default Paragraph Font"/>
     <w:uiPriority w:val="1"/>
-    <w:semiHidden/>
     <w:unhideWhenUsed/>
   </w:style>
   <w:style w:type="table" w:default="1" w:styleId="TableNormal">
